--- a/pr-preview/pr-181/chapters/conciseness.docx
+++ b/pr-preview/pr-181/chapters/conciseness.docx
@@ -15,7 +15,7 @@
         <w:pStyle w:val="Date"/>
       </w:pPr>
       <w:r>
-        <w:t xml:space="preserve">Last modified: 2026-10-13 15:24:15 (PDT)</w:t>
+        <w:t xml:space="preserve">Last modified: 2026-10-13 16:31:13 (PDT)</w:t>
       </w:r>
     </w:p>
     <w:tbl>
@@ -555,64 +555,7 @@
         <w:pStyle w:val="BodyText"/>
       </w:pPr>
       <w:r>
-        <w:t xml:space="preserve">Write in the first person plural by default, so the actor is</w:t>
-      </w:r>
-      <w:r>
-        <w:t xml:space="preserve"> </w:t>
-      </w:r>
-      <w:r>
-        <w:t xml:space="preserve">“we”</w:t>
-      </w:r>
-      <w:r>
-        <w:t xml:space="preserve">.</w:t>
-      </w:r>
-      <w:r>
-        <w:t xml:space="preserve"> </w:t>
-      </w:r>
-      <w:r>
-        <w:t xml:space="preserve">In notes, lectures and papers,</w:t>
-      </w:r>
-      <w:r>
-        <w:t xml:space="preserve"> </w:t>
-      </w:r>
-      <w:r>
-        <w:t xml:space="preserve">“we”</w:t>
-      </w:r>
-      <w:r>
-        <w:t xml:space="preserve"> </w:t>
-      </w:r>
-      <w:r>
-        <w:t xml:space="preserve">can mean the author and the reader working through the argument together,</w:t>
-      </w:r>
-      <w:r>
-        <w:t xml:space="preserve"> </w:t>
-      </w:r>
-      <w:r>
-        <w:t xml:space="preserve">or the authors reporting what they did.</w:t>
-      </w:r>
-    </w:p>
-    <w:p>
-      <w:pPr>
-        <w:pStyle w:val="BlockText"/>
-      </w:pPr>
-      <w:r>
-        <w:t xml:space="preserve">❌ The minimum was found exactly, and the model was chosen by eye.</w:t>
-      </w:r>
-    </w:p>
-    <w:p>
-      <w:pPr>
-        <w:pStyle w:val="BlockText"/>
-      </w:pPr>
-      <w:r>
-        <w:t xml:space="preserve">✅ We found the minimum exactly, and we chose the model by eye.</w:t>
-      </w:r>
-    </w:p>
-    <w:p>
-      <w:pPr>
-        <w:pStyle w:val="FirstParagraph"/>
-      </w:pPr>
-      <w:r>
-        <w:t xml:space="preserve">Passive voice is the right choice in a few cases:</w:t>
+        <w:t xml:space="preserve">Choose the actor by who did the work:</w:t>
       </w:r>
     </w:p>
     <w:p>
@@ -624,13 +567,34 @@
         </w:numPr>
       </w:pPr>
       <w:r>
-        <w:t xml:space="preserve">The actor is unknown or does not matter, as in</w:t>
-      </w:r>
-      <w:r>
-        <w:t xml:space="preserve"> </w:t>
-      </w:r>
-      <w:r>
-        <w:t xml:space="preserve">“The samples were contaminated.”</w:t>
+        <w:t xml:space="preserve">Use</w:t>
+      </w:r>
+      <w:r>
+        <w:t xml:space="preserve"> </w:t>
+      </w:r>
+      <w:r>
+        <w:t xml:space="preserve">“I”</w:t>
+      </w:r>
+      <w:r>
+        <w:t xml:space="preserve"> </w:t>
+      </w:r>
+      <w:r>
+        <w:t xml:space="preserve">for what the author did, such as a choice the author made or a step in the author’s analysis.</w:t>
+      </w:r>
+      <w:r>
+        <w:t xml:space="preserve"> </w:t>
+      </w:r>
+      <w:r>
+        <w:t xml:space="preserve">With several authors, use</w:t>
+      </w:r>
+      <w:r>
+        <w:t xml:space="preserve"> </w:t>
+      </w:r>
+      <w:r>
+        <w:t xml:space="preserve">“we”</w:t>
+      </w:r>
+      <w:r>
+        <w:t xml:space="preserve">.</w:t>
       </w:r>
     </w:p>
     <w:p>
@@ -642,7 +606,72 @@
         </w:numPr>
       </w:pPr>
       <w:r>
-        <w:t xml:space="preserve">The receiver of the action is the topic of the paragraph, and the sentence is easier to follow with it as the subject.</w:t>
+        <w:t xml:space="preserve">Use</w:t>
+      </w:r>
+      <w:r>
+        <w:t xml:space="preserve"> </w:t>
+      </w:r>
+      <w:r>
+        <w:t xml:space="preserve">“we”</w:t>
+      </w:r>
+      <w:r>
+        <w:t xml:space="preserve"> </w:t>
+      </w:r>
+      <w:r>
+        <w:t xml:space="preserve">when the author and the reader work through an argument together, as in</w:t>
+      </w:r>
+      <w:r>
+        <w:t xml:space="preserve"> </w:t>
+      </w:r>
+      <w:r>
+        <w:t xml:space="preserve">“we now compute the gradient”</w:t>
+      </w:r>
+      <w:r>
+        <w:t xml:space="preserve">.</w:t>
+      </w:r>
+    </w:p>
+    <w:p>
+      <w:pPr>
+        <w:pStyle w:val="BlockText"/>
+      </w:pPr>
+      <w:r>
+        <w:t xml:space="preserve">❌ The minimum was found exactly, and the model was chosen by eye.</w:t>
+      </w:r>
+    </w:p>
+    <w:p>
+      <w:pPr>
+        <w:pStyle w:val="BlockText"/>
+      </w:pPr>
+      <w:r>
+        <w:t xml:space="preserve">✅ We found the minimum exactly, and we chose the model by eye.</w:t>
+      </w:r>
+      <w:r>
+        <w:t xml:space="preserve"> </w:t>
+      </w:r>
+      <w:r>
+        <w:t xml:space="preserve">(The author and reader work through the example together.)</w:t>
+      </w:r>
+    </w:p>
+    <w:p>
+      <w:pPr>
+        <w:pStyle w:val="BlockText"/>
+      </w:pPr>
+      <w:r>
+        <w:t xml:space="preserve">✅ I chose the model by eye, because the study had five points.</w:t>
+      </w:r>
+      <w:r>
+        <w:t xml:space="preserve"> </w:t>
+      </w:r>
+      <w:r>
+        <w:t xml:space="preserve">(A single author reports a choice.)</w:t>
+      </w:r>
+    </w:p>
+    <w:p>
+      <w:pPr>
+        <w:pStyle w:val="FirstParagraph"/>
+      </w:pPr>
+      <w:r>
+        <w:t xml:space="preserve">Passive voice is the right choice in a few cases:</w:t>
       </w:r>
     </w:p>
     <w:p>
@@ -650,7 +679,37 @@
         <w:pStyle w:val="Compact"/>
         <w:numPr>
           <w:ilvl w:val="0"/>
-          <w:numId w:val="1006"/>
+          <w:numId w:val="1007"/>
+        </w:numPr>
+      </w:pPr>
+      <w:r>
+        <w:t xml:space="preserve">The actor is unknown or does not matter, as in</w:t>
+      </w:r>
+      <w:r>
+        <w:t xml:space="preserve"> </w:t>
+      </w:r>
+      <w:r>
+        <w:t xml:space="preserve">“The samples were contaminated.”</w:t>
+      </w:r>
+    </w:p>
+    <w:p>
+      <w:pPr>
+        <w:pStyle w:val="Compact"/>
+        <w:numPr>
+          <w:ilvl w:val="0"/>
+          <w:numId w:val="1007"/>
+        </w:numPr>
+      </w:pPr>
+      <w:r>
+        <w:t xml:space="preserve">The receiver of the action is the topic of the paragraph, and the sentence is easier to follow with it as the subject.</w:t>
+      </w:r>
+    </w:p>
+    <w:p>
+      <w:pPr>
+        <w:pStyle w:val="Compact"/>
+        <w:numPr>
+          <w:ilvl w:val="0"/>
+          <w:numId w:val="1007"/>
         </w:numPr>
       </w:pPr>
       <w:r>
@@ -1223,7 +1282,7 @@
         <w:pStyle w:val="Compact"/>
         <w:numPr>
           <w:ilvl w:val="0"/>
-          <w:numId w:val="1007"/>
+          <w:numId w:val="1008"/>
         </w:numPr>
       </w:pPr>
       <w:r>
@@ -1235,7 +1294,7 @@
         <w:pStyle w:val="Compact"/>
         <w:numPr>
           <w:ilvl w:val="0"/>
-          <w:numId w:val="1007"/>
+          <w:numId w:val="1008"/>
         </w:numPr>
       </w:pPr>
       <w:r>
@@ -1247,7 +1306,7 @@
         <w:pStyle w:val="Compact"/>
         <w:numPr>
           <w:ilvl w:val="0"/>
-          <w:numId w:val="1007"/>
+          <w:numId w:val="1008"/>
         </w:numPr>
       </w:pPr>
       <w:r>
@@ -1432,7 +1491,7 @@
         <w:pStyle w:val="Compact"/>
         <w:numPr>
           <w:ilvl w:val="0"/>
-          <w:numId w:val="1008"/>
+          <w:numId w:val="1009"/>
         </w:numPr>
       </w:pPr>
       <w:r>
@@ -1444,7 +1503,7 @@
         <w:pStyle w:val="Compact"/>
         <w:numPr>
           <w:ilvl w:val="0"/>
-          <w:numId w:val="1008"/>
+          <w:numId w:val="1009"/>
         </w:numPr>
       </w:pPr>
       <w:r>
@@ -1456,7 +1515,7 @@
         <w:pStyle w:val="Compact"/>
         <w:numPr>
           <w:ilvl w:val="0"/>
-          <w:numId w:val="1008"/>
+          <w:numId w:val="1009"/>
         </w:numPr>
       </w:pPr>
       <w:r>
@@ -1746,7 +1805,7 @@
         <w:pStyle w:val="Compact"/>
         <w:numPr>
           <w:ilvl w:val="0"/>
-          <w:numId w:val="1009"/>
+          <w:numId w:val="1010"/>
         </w:numPr>
       </w:pPr>
       <w:r>
@@ -1764,7 +1823,7 @@
         <w:pStyle w:val="Compact"/>
         <w:numPr>
           <w:ilvl w:val="0"/>
-          <w:numId w:val="1009"/>
+          <w:numId w:val="1010"/>
         </w:numPr>
       </w:pPr>
       <w:r>
@@ -1782,7 +1841,7 @@
         <w:pStyle w:val="Compact"/>
         <w:numPr>
           <w:ilvl w:val="0"/>
-          <w:numId w:val="1009"/>
+          <w:numId w:val="1010"/>
         </w:numPr>
       </w:pPr>
       <w:r>
@@ -1844,7 +1903,7 @@
         <w:pStyle w:val="Compact"/>
         <w:numPr>
           <w:ilvl w:val="0"/>
-          <w:numId w:val="1010"/>
+          <w:numId w:val="1011"/>
         </w:numPr>
       </w:pPr>
       <w:r>
@@ -1856,7 +1915,7 @@
         <w:pStyle w:val="Compact"/>
         <w:numPr>
           <w:ilvl w:val="0"/>
-          <w:numId w:val="1010"/>
+          <w:numId w:val="1011"/>
         </w:numPr>
       </w:pPr>
       <w:r>
@@ -1868,7 +1927,7 @@
         <w:pStyle w:val="Compact"/>
         <w:numPr>
           <w:ilvl w:val="0"/>
-          <w:numId w:val="1010"/>
+          <w:numId w:val="1011"/>
         </w:numPr>
       </w:pPr>
       <w:r>
@@ -1958,7 +2017,7 @@
         <w:pStyle w:val="Compact"/>
         <w:numPr>
           <w:ilvl w:val="0"/>
-          <w:numId w:val="1011"/>
+          <w:numId w:val="1012"/>
         </w:numPr>
       </w:pPr>
       <w:r>
@@ -1984,7 +2043,7 @@
         <w:pStyle w:val="Compact"/>
         <w:numPr>
           <w:ilvl w:val="0"/>
-          <w:numId w:val="1011"/>
+          <w:numId w:val="1012"/>
         </w:numPr>
       </w:pPr>
       <w:r>
@@ -2114,7 +2173,7 @@
         <w:pStyle w:val="Compact"/>
         <w:numPr>
           <w:ilvl w:val="0"/>
-          <w:numId w:val="1012"/>
+          <w:numId w:val="1013"/>
         </w:numPr>
       </w:pPr>
       <w:r>
@@ -2126,7 +2185,7 @@
         <w:pStyle w:val="Compact"/>
         <w:numPr>
           <w:ilvl w:val="0"/>
-          <w:numId w:val="1012"/>
+          <w:numId w:val="1013"/>
         </w:numPr>
       </w:pPr>
       <w:r>
@@ -2728,6 +2787,9 @@
     <w:abstractNumId w:val="991"/>
   </w:num>
   <w:num w:numId="1012">
+    <w:abstractNumId w:val="991"/>
+  </w:num>
+  <w:num w:numId="1013">
     <w:abstractNumId w:val="99411"/>
     <w:lvlOverride w:ilvl="0">
       <w:startOverride w:val="1"/>
